--- a/products-storage/12-otvet-na-pretenziyu/30-slovar-poley-oborona.docx
+++ b/products-storage/12-otvet-na-pretenziyu/30-slovar-poley-oborona.docx
@@ -31,7 +31,7 @@
           <w:sz w:val="24"/>
           <w:szCs w:val="24"/>
         </w:rPr>
-        <w:t xml:space="preserve">Единый словарь подстановок для всех документов комплекта «Ответ на претензию заказчика/генподрядчика».</w:t>
+        <w:t>Единый словарь подстановок для документов комплектов «Ответ на претензию заказчика или генподрядчика» и «Спор с суммой»: файл один и тот же в обоих. Разделы и ссылки с пометкой «только в «Споре с суммой»» относятся к документам, которых в комплекте «Ответ на претензию» нет.</w:t>
       </w:r>
     </w:p>
     <w:tbl>
@@ -167,7 +167,7 @@
           <w:sz w:val="24"/>
           <w:szCs w:val="24"/>
         </w:rPr>
-        <w:t xml:space="preserve">. Одно поле означает одно и то же во всех документах комплекта: наименования сторон и реквизиты договора, подставленные в возражение, без изменений переносятся в акт и в ответ на претензию.</w:t>
+        <w:t>. Одно поле означает одно и то же во всех документах комплекта: наименования сторон и реквизиты договора, подставленные в возражение, без изменений переносятся в ответ на претензию и в остальные документы комплекта.</w:t>
       </w:r>
     </w:p>
     <w:p>
@@ -1641,7 +1641,7 @@
                 <w:sz w:val="22"/>
                 <w:szCs w:val="22"/>
               </w:rPr>
-              <w:t xml:space="preserve">само соглашение (входит в комплект)</w:t>
+              <w:t>подписанное соглашение; шаблон — файл 32, только в «Споре с суммой»</w:t>
             </w:r>
           </w:p>
         </w:tc>
@@ -1724,7 +1724,7 @@
                 <w:sz w:val="22"/>
                 <w:szCs w:val="22"/>
               </w:rPr>
-              <w:t xml:space="preserve">подписанные документы комплекта</w:t>
+              <w:t>подписанные на объекте соглашение или акт; шаблоны — файлы 32 и 37, только в «Споре с суммой»</w:t>
             </w:r>
           </w:p>
         </w:tc>
@@ -3690,7 +3690,7 @@
                 <w:sz w:val="22"/>
                 <w:szCs w:val="22"/>
               </w:rPr>
-              <w:t xml:space="preserve">акт передачи фронта (входит в комплект)</w:t>
+              <w:t>подписанный акт передачи фронта; шаблон — файл 37, только в «Споре с суммой»</w:t>
             </w:r>
           </w:p>
         </w:tc>
@@ -6212,7 +6212,7 @@
           <w:sz w:val="32"/>
           <w:szCs w:val="32"/>
         </w:rPr>
-        <w:t xml:space="preserve">Поля редакции 1.1: прямое требование и экспертиза</w:t>
+        <w:t>Прямое требование, осмотр и экспертиза</w:t>
       </w:r>
     </w:p>
     <w:p>
@@ -6228,7 +6228,7 @@
           <w:sz w:val="24"/>
           <w:szCs w:val="24"/>
         </w:rPr>
-        <w:t xml:space="preserve">Шесть документов редакции 1.1 добавили поля, которых в комплекте не было. Правило то же: значение, подставленное в один документ, без изменений переносится в остальные.</w:t>
+        <w:t>Правило то же: значение, подставленное в один документ, без изменений переносится в остальные.</w:t>
       </w:r>
     </w:p>
     <w:p>
@@ -7098,6 +7098,89 @@
           </w:p>
         </w:tc>
       </w:tr>
+      <w:tr>
+        <w:tc>
+          <w:tcPr>
+            <w:tcW w:type="dxa" w:w="2900"/>
+            <w:tcMar>
+              <w:top w:type="dxa" w:w="80"/>
+              <w:left w:type="dxa" w:w="120"/>
+              <w:bottom w:type="dxa" w:w="80"/>
+              <w:right w:type="dxa" w:w="120"/>
+            </w:tcMar>
+          </w:tcPr>
+          <w:p>
+            <w:pPr>
+              <w:spacing w:after="0" w:line="240"/>
+            </w:pPr>
+            <w:r>
+              <w:rPr>
+                <w:rFonts w:ascii="Times New Roman" w:cs="Times New Roman" w:eastAsia="Times New Roman" w:hAnsi="Times New Roman"/>
+                <w:b/>
+                <w:bCs/>
+                <w:i w:val="false"/>
+                <w:iCs w:val="false"/>
+                <w:color w:val="000000"/>
+                <w:sz w:val="22"/>
+                <w:szCs w:val="22"/>
+              </w:rPr>
+              <w:t xml:space="preserve">{{ОБЪЕКТ}}</w:t>
+            </w:r>
+          </w:p>
+        </w:tc>
+        <w:tc>
+          <w:tcPr>
+            <w:tcW w:type="dxa" w:w="3400"/>
+            <w:tcMar>
+              <w:top w:type="dxa" w:w="80"/>
+              <w:left w:type="dxa" w:w="120"/>
+              <w:bottom w:type="dxa" w:w="80"/>
+              <w:right w:type="dxa" w:w="120"/>
+            </w:tcMar>
+          </w:tcPr>
+          <w:p>
+            <w:pPr>
+              <w:spacing w:after="0" w:line="240"/>
+            </w:pPr>
+            <w:r>
+              <w:rPr>
+                <w:rFonts w:ascii="Times New Roman" w:cs="Times New Roman" w:eastAsia="Times New Roman" w:hAnsi="Times New Roman"/>
+                <w:b w:val="false"/>
+                <w:bCs w:val="false"/>
+                <w:sz w:val="22"/>
+                <w:szCs w:val="22"/>
+              </w:rPr>
+              <w:t xml:space="preserve">Наименование и адрес объекта</w:t>
+            </w:r>
+          </w:p>
+        </w:tc>
+        <w:tc>
+          <w:tcPr>
+            <w:tcW w:type="dxa" w:w="2760"/>
+            <w:tcMar>
+              <w:top w:type="dxa" w:w="80"/>
+              <w:left w:type="dxa" w:w="120"/>
+              <w:bottom w:type="dxa" w:w="80"/>
+              <w:right w:type="dxa" w:w="120"/>
+            </w:tcMar>
+          </w:tcPr>
+          <w:p>
+            <w:pPr>
+              <w:spacing w:after="0" w:line="240"/>
+            </w:pPr>
+            <w:r>
+              <w:rPr>
+                <w:rFonts w:ascii="Times New Roman" w:cs="Times New Roman" w:eastAsia="Times New Roman" w:hAnsi="Times New Roman"/>
+                <w:b w:val="false"/>
+                <w:bCs w:val="false"/>
+                <w:sz w:val="22"/>
+                <w:szCs w:val="22"/>
+              </w:rPr>
+              <w:t xml:space="preserve">договор, проектная документация</w:t>
+            </w:r>
+          </w:p>
+        </w:tc>
+      </w:tr>
     </w:tbl>
     <w:p>
       <w:r>
@@ -7118,7 +7201,7 @@
           <w:sz w:val="26"/>
           <w:szCs w:val="26"/>
         </w:rPr>
-        <w:t xml:space="preserve">Осмотр, обследование, заключение</w:t>
+        <w:t>Осмотр, обследование, заключение — файлы 45 и 46, только в «Споре с суммой»</w:t>
       </w:r>
     </w:p>
     <w:tbl>
@@ -8336,7 +8419,7 @@
           <w:sz w:val="26"/>
           <w:szCs w:val="26"/>
         </w:rPr>
-        <w:t xml:space="preserve">Экспертиза и материалы для представителя</w:t>
+        <w:t>Экспертиза и материалы для представителя — файл 47, только в «Споре с суммой»</w:t>
       </w:r>
     </w:p>
     <w:tbl>
@@ -8600,7 +8683,7 @@
                 <w:sz w:val="22"/>
                 <w:szCs w:val="22"/>
               </w:rPr>
-              <w:t xml:space="preserve">Отобранные вопросы из банка вопросов комплекта</w:t>
+              <w:t>Отобранные вопросы из банка вопросов о причине дефекта</w:t>
             </w:r>
           </w:p>
         </w:tc>
@@ -8732,7 +8815,7 @@
                 <w:sz w:val="22"/>
                 <w:szCs w:val="22"/>
               </w:rPr>
-              <w:t xml:space="preserve">ответы организаций на ваш запрос по перечню комплекта</w:t>
+              <w:t>ответы организаций на ваш запрос по перечню вопросов к экспертной организации</w:t>
             </w:r>
           </w:p>
         </w:tc>
@@ -9199,7 +9282,7 @@
           <w:sz w:val="26"/>
           <w:szCs w:val="26"/>
         </w:rPr>
-        <w:t xml:space="preserve">Опись доказательств</w:t>
+        <w:t>Опись доказательств и реестры — файлы 42 и 48, только в «Споре с суммой»</w:t>
       </w:r>
     </w:p>
     <w:tbl>
@@ -9550,89 +9633,6 @@
                 <w:szCs w:val="22"/>
               </w:rPr>
               <w:t xml:space="preserve">ваше решение</w:t>
-            </w:r>
-          </w:p>
-        </w:tc>
-      </w:tr>
-      <w:tr>
-        <w:tc>
-          <w:tcPr>
-            <w:tcW w:type="dxa" w:w="2900"/>
-            <w:tcMar>
-              <w:top w:type="dxa" w:w="80"/>
-              <w:left w:type="dxa" w:w="120"/>
-              <w:bottom w:type="dxa" w:w="80"/>
-              <w:right w:type="dxa" w:w="120"/>
-            </w:tcMar>
-          </w:tcPr>
-          <w:p>
-            <w:pPr>
-              <w:spacing w:after="0" w:line="240"/>
-            </w:pPr>
-            <w:r>
-              <w:rPr>
-                <w:rFonts w:ascii="Times New Roman" w:cs="Times New Roman" w:eastAsia="Times New Roman" w:hAnsi="Times New Roman"/>
-                <w:b/>
-                <w:bCs/>
-                <w:i w:val="false"/>
-                <w:iCs w:val="false"/>
-                <w:color w:val="000000"/>
-                <w:sz w:val="22"/>
-                <w:szCs w:val="22"/>
-              </w:rPr>
-              <w:t xml:space="preserve">{{ОБЪЕКТ}}</w:t>
-            </w:r>
-          </w:p>
-        </w:tc>
-        <w:tc>
-          <w:tcPr>
-            <w:tcW w:type="dxa" w:w="3400"/>
-            <w:tcMar>
-              <w:top w:type="dxa" w:w="80"/>
-              <w:left w:type="dxa" w:w="120"/>
-              <w:bottom w:type="dxa" w:w="80"/>
-              <w:right w:type="dxa" w:w="120"/>
-            </w:tcMar>
-          </w:tcPr>
-          <w:p>
-            <w:pPr>
-              <w:spacing w:after="0" w:line="240"/>
-            </w:pPr>
-            <w:r>
-              <w:rPr>
-                <w:rFonts w:ascii="Times New Roman" w:cs="Times New Roman" w:eastAsia="Times New Roman" w:hAnsi="Times New Roman"/>
-                <w:b w:val="false"/>
-                <w:bCs w:val="false"/>
-                <w:sz w:val="22"/>
-                <w:szCs w:val="22"/>
-              </w:rPr>
-              <w:t xml:space="preserve">Наименование и адрес объекта</w:t>
-            </w:r>
-          </w:p>
-        </w:tc>
-        <w:tc>
-          <w:tcPr>
-            <w:tcW w:type="dxa" w:w="2760"/>
-            <w:tcMar>
-              <w:top w:type="dxa" w:w="80"/>
-              <w:left w:type="dxa" w:w="120"/>
-              <w:bottom w:type="dxa" w:w="80"/>
-              <w:right w:type="dxa" w:w="120"/>
-            </w:tcMar>
-          </w:tcPr>
-          <w:p>
-            <w:pPr>
-              <w:spacing w:after="0" w:line="240"/>
-            </w:pPr>
-            <w:r>
-              <w:rPr>
-                <w:rFonts w:ascii="Times New Roman" w:cs="Times New Roman" w:eastAsia="Times New Roman" w:hAnsi="Times New Roman"/>
-                <w:b w:val="false"/>
-                <w:bCs w:val="false"/>
-                <w:sz w:val="22"/>
-                <w:szCs w:val="22"/>
-              </w:rPr>
-              <w:t xml:space="preserve">договор, проектная документация</w:t>
             </w:r>
           </w:p>
         </w:tc>
